--- a/GP3-LIVRABLE_conception_POO.docx
+++ b/GP3-LIVRABLE_conception_POO.docx
@@ -4859,13 +4859,8 @@
             </w:r>
             <w:proofErr w:type="spellEnd"/>
             <w:r>
-              <w:t xml:space="preserve"> as </w:t>
-            </w:r>
-            <w:proofErr w:type="spellStart"/>
-            <w:r>
-              <w:t>View</w:t>
-            </w:r>
-            <w:proofErr w:type="spellEnd"/>
+              <w:t xml:space="preserve"> as View</w:t>
+            </w:r>
           </w:p>
           <w:p/>
           <w:p>
@@ -5132,11 +5127,6 @@
             <w:proofErr w:type="spellEnd"/>
           </w:p>
           <w:p>
-            <w:pPr>
-              <w:rPr>
-                <w:lang w:val="en-US"/>
-              </w:rPr>
-            </w:pPr>
             <w:r>
               <w:rPr>
                 <w:lang w:val="en-US"/>
@@ -5144,64 +5134,45 @@
               <w:t xml:space="preserve">        </w:t>
             </w:r>
             <w:r>
-              <w:rPr>
-                <w:lang w:val="en-US"/>
-              </w:rPr>
               <w:t>Game-&gt;&gt;</w:t>
             </w:r>
             <w:proofErr w:type="spellStart"/>
-            <w:r>
-              <w:rPr>
-                <w:lang w:val="en-US"/>
-              </w:rPr>
+            <w:proofErr w:type="gramStart"/>
+            <w:r>
               <w:t>IView</w:t>
             </w:r>
             <w:proofErr w:type="spellEnd"/>
             <w:r>
-              <w:rPr>
-                <w:lang w:val="en-US"/>
-              </w:rPr>
-              <w:t xml:space="preserve">: initialize(grid) (première </w:t>
-            </w:r>
-            <w:proofErr w:type="spellStart"/>
-            <w:r>
-              <w:rPr>
-                <w:lang w:val="en-US"/>
-              </w:rPr>
-              <w:t>fois</w:t>
-            </w:r>
-            <w:proofErr w:type="spellEnd"/>
-            <w:r>
-              <w:rPr>
-                <w:lang w:val="en-US"/>
-              </w:rPr>
+              <w:t>:</w:t>
+            </w:r>
+            <w:proofErr w:type="gramEnd"/>
+            <w:r>
               <w:t xml:space="preserve"> </w:t>
             </w:r>
             <w:proofErr w:type="spellStart"/>
             <w:r>
-              <w:rPr>
-                <w:lang w:val="en-US"/>
-              </w:rPr>
-              <w:t>seulement</w:t>
-            </w:r>
-            <w:proofErr w:type="spellEnd"/>
-            <w:r>
-              <w:rPr>
-                <w:lang w:val="en-US"/>
-              </w:rPr>
-              <w:t>)</w:t>
-            </w:r>
-          </w:p>
-          <w:p>
-            <w:pPr>
-              <w:rPr>
-                <w:lang w:val="en-US"/>
-              </w:rPr>
-            </w:pPr>
-            <w:r>
-              <w:rPr>
-                <w:lang w:val="en-US"/>
-              </w:rPr>
+              <w:t>initialize</w:t>
+            </w:r>
+            <w:proofErr w:type="spellEnd"/>
+            <w:r>
+              <w:t>(</w:t>
+            </w:r>
+            <w:proofErr w:type="spellStart"/>
+            <w:r>
+              <w:t>grid</w:t>
+            </w:r>
+            <w:proofErr w:type="spellEnd"/>
+            <w:r>
+              <w:t>) (première fois seulement)</w:t>
+            </w:r>
+          </w:p>
+          <w:p>
+            <w:pPr>
+              <w:rPr>
+                <w:lang w:val="en-US"/>
+              </w:rPr>
+            </w:pPr>
+            <w:r>
               <w:t xml:space="preserve">        </w:t>
             </w:r>
             <w:r>
@@ -5696,13 +5667,29 @@
     </w:p>
     <w:p>
       <w:pPr>
+        <w:pStyle w:val="Lgende"/>
         <w:jc w:val="center"/>
       </w:pPr>
       <w:r>
-        <w:t>Diagramme de séquence</w:t>
-      </w:r>
+        <w:t xml:space="preserve">Figure </w:t>
+      </w:r>
+      <w:fldSimple w:instr=" SEQ Figure \* ARABIC ">
+        <w:r>
+          <w:rPr>
+            <w:noProof/>
+          </w:rPr>
+          <w:t>1</w:t>
+        </w:r>
+      </w:fldSimple>
+      <w:r>
+        <w:t xml:space="preserve">: Diagramme de </w:t>
+      </w:r>
+      <w:proofErr w:type="spellStart"/>
+      <w:r>
+        <w:t>sequence</w:t>
+      </w:r>
+      <w:proofErr w:type="spellEnd"/>
     </w:p>
-    <w:p/>
     <w:p/>
     <w:p>
       <w:r>
@@ -6758,8 +6745,25 @@
       </w:r>
     </w:p>
     <w:p>
-      <w:r>
-        <w:t xml:space="preserve">         Diagramme d’activité  </w:t>
+      <w:pPr>
+        <w:pStyle w:val="Lgende"/>
+      </w:pPr>
+      <w:r>
+        <w:t xml:space="preserve">Figure </w:t>
+      </w:r>
+      <w:fldSimple w:instr=" SEQ Figure \* ARABIC ">
+        <w:r>
+          <w:rPr>
+            <w:noProof/>
+          </w:rPr>
+          <w:t>2</w:t>
+        </w:r>
+      </w:fldSimple>
+      <w:r>
+        <w:t xml:space="preserve">: </w:t>
+      </w:r>
+      <w:r>
+        <w:t xml:space="preserve">   Diagramme d’activité</w:t>
       </w:r>
     </w:p>
     <w:p/>
@@ -6863,15 +6867,7 @@
       </w:r>
       <w:proofErr w:type="spellEnd"/>
       <w:r>
-        <w:t xml:space="preserve"> représente la grille du jeu et contient un ensemble de cellules. Cette relation avec </w:t>
-      </w:r>
-      <w:proofErr w:type="spellStart"/>
-      <w:r>
-        <w:t>Cell</w:t>
-      </w:r>
-      <w:proofErr w:type="spellEnd"/>
-      <w:r>
-        <w:t xml:space="preserve"> est une agrégation, indiquée par le losange vide, car la grille contient plusieurs cellules mais celles-ci peuvent exister indépendamment de la grille. Les cellules sont organisées dans un tableau à deux dimensions et </w:t>
+        <w:t xml:space="preserve"> représente la grille du jeu et contient un ensemble de cellules. Cette relation avec Cell est une agrégation, indiquée par le losange vide, car la grille contient plusieurs cellules mais celles-ci peuvent exister indépendamment de la grille. Les cellules sont organisées dans un tableau à deux dimensions et </w:t>
       </w:r>
       <w:proofErr w:type="spellStart"/>
       <w:r>
@@ -6899,15 +6895,7 @@
         <w:jc w:val="both"/>
       </w:pPr>
       <w:r>
-        <w:t xml:space="preserve">La classe </w:t>
-      </w:r>
-      <w:proofErr w:type="spellStart"/>
-      <w:r>
-        <w:t>Cell</w:t>
-      </w:r>
-      <w:proofErr w:type="spellEnd"/>
-      <w:r>
-        <w:t xml:space="preserve"> représente chaque cellule de la grille et possède un état représenté par un</w:t>
+        <w:t>La classe Cell représente chaque cellule de la grille et possède un état représenté par un</w:t>
       </w:r>
       <w:r>
         <w:t>e dépendance</w:t>
@@ -7138,11 +7126,9 @@
       <w:r>
         <w:t xml:space="preserve">du diagramme de </w:t>
       </w:r>
-      <w:proofErr w:type="gramStart"/>
-      <w:r>
-        <w:t>Classe:</w:t>
-      </w:r>
-      <w:proofErr w:type="gramEnd"/>
+      <w:r>
+        <w:t>Classe :</w:t>
+      </w:r>
     </w:p>
     <w:p/>
     <w:tbl>
@@ -9341,21 +9327,7 @@
               <w:rPr>
                 <w:lang w:val="en-US"/>
               </w:rPr>
-              <w:t xml:space="preserve">    class </w:t>
-            </w:r>
-            <w:proofErr w:type="spellStart"/>
-            <w:r>
-              <w:rPr>
-                <w:lang w:val="en-US"/>
-              </w:rPr>
-              <w:t>SFMLView</w:t>
-            </w:r>
-            <w:proofErr w:type="spellEnd"/>
-            <w:r>
-              <w:rPr>
-                <w:lang w:val="en-US"/>
-              </w:rPr>
-              <w:t xml:space="preserve"> {</w:t>
+              <w:t xml:space="preserve">    class SFMLView {</w:t>
             </w:r>
           </w:p>
           <w:p>
@@ -9448,13 +9420,122 @@
               </w:rPr>
               <w:t xml:space="preserve">        + </w:t>
             </w:r>
-            <w:proofErr w:type="spellStart"/>
             <w:proofErr w:type="gramStart"/>
             <w:r>
               <w:rPr>
                 <w:lang w:val="en-US"/>
               </w:rPr>
-              <w:t>SFMLView</w:t>
+              <w:t>SFMLView(</w:t>
+            </w:r>
+            <w:proofErr w:type="gramEnd"/>
+            <w:r>
+              <w:rPr>
+                <w:lang w:val="en-US"/>
+              </w:rPr>
+              <w:t xml:space="preserve">unsigned int </w:t>
+            </w:r>
+            <w:proofErr w:type="spellStart"/>
+            <w:r>
+              <w:rPr>
+                <w:lang w:val="en-US"/>
+              </w:rPr>
+              <w:t>cellSize</w:t>
+            </w:r>
+            <w:proofErr w:type="spellEnd"/>
+            <w:r>
+              <w:rPr>
+                <w:lang w:val="en-US"/>
+              </w:rPr>
+              <w:t xml:space="preserve">, float </w:t>
+            </w:r>
+            <w:proofErr w:type="spellStart"/>
+            <w:r>
+              <w:rPr>
+                <w:lang w:val="en-US"/>
+              </w:rPr>
+              <w:t>stepDuration</w:t>
+            </w:r>
+            <w:proofErr w:type="spellEnd"/>
+            <w:r>
+              <w:rPr>
+                <w:lang w:val="en-US"/>
+              </w:rPr>
+              <w:t>)</w:t>
+            </w:r>
+          </w:p>
+          <w:p>
+            <w:pPr>
+              <w:rPr>
+                <w:lang w:val="en-US"/>
+              </w:rPr>
+            </w:pPr>
+            <w:r>
+              <w:rPr>
+                <w:lang w:val="en-US"/>
+              </w:rPr>
+              <w:t xml:space="preserve">        + void </w:t>
+            </w:r>
+            <w:proofErr w:type="gramStart"/>
+            <w:r>
+              <w:rPr>
+                <w:lang w:val="en-US"/>
+              </w:rPr>
+              <w:t>initialize(</w:t>
+            </w:r>
+            <w:proofErr w:type="gramEnd"/>
+            <w:r>
+              <w:rPr>
+                <w:lang w:val="en-US"/>
+              </w:rPr>
+              <w:t>Grid&amp; grid)</w:t>
+            </w:r>
+          </w:p>
+          <w:p>
+            <w:pPr>
+              <w:rPr>
+                <w:lang w:val="en-US"/>
+              </w:rPr>
+            </w:pPr>
+            <w:r>
+              <w:rPr>
+                <w:lang w:val="en-US"/>
+              </w:rPr>
+              <w:t xml:space="preserve">        + void </w:t>
+            </w:r>
+            <w:proofErr w:type="gramStart"/>
+            <w:r>
+              <w:rPr>
+                <w:lang w:val="en-US"/>
+              </w:rPr>
+              <w:t>render(</w:t>
+            </w:r>
+            <w:proofErr w:type="gramEnd"/>
+            <w:r>
+              <w:rPr>
+                <w:lang w:val="en-US"/>
+              </w:rPr>
+              <w:t>const Grid&amp; grid)</w:t>
+            </w:r>
+          </w:p>
+          <w:p>
+            <w:pPr>
+              <w:rPr>
+                <w:lang w:val="en-US"/>
+              </w:rPr>
+            </w:pPr>
+            <w:r>
+              <w:rPr>
+                <w:lang w:val="en-US"/>
+              </w:rPr>
+              <w:t xml:space="preserve">        + void </w:t>
+            </w:r>
+            <w:proofErr w:type="spellStart"/>
+            <w:proofErr w:type="gramStart"/>
+            <w:r>
+              <w:rPr>
+                <w:lang w:val="en-US"/>
+              </w:rPr>
+              <w:t>waitNextStep</w:t>
             </w:r>
             <w:proofErr w:type="spellEnd"/>
             <w:r>
@@ -9468,34 +9549,6 @@
               <w:rPr>
                 <w:lang w:val="en-US"/>
               </w:rPr>
-              <w:t xml:space="preserve">unsigned int </w:t>
-            </w:r>
-            <w:proofErr w:type="spellStart"/>
-            <w:r>
-              <w:rPr>
-                <w:lang w:val="en-US"/>
-              </w:rPr>
-              <w:t>cellSize</w:t>
-            </w:r>
-            <w:proofErr w:type="spellEnd"/>
-            <w:r>
-              <w:rPr>
-                <w:lang w:val="en-US"/>
-              </w:rPr>
-              <w:t xml:space="preserve">, float </w:t>
-            </w:r>
-            <w:proofErr w:type="spellStart"/>
-            <w:r>
-              <w:rPr>
-                <w:lang w:val="en-US"/>
-              </w:rPr>
-              <w:t>stepDuration</w:t>
-            </w:r>
-            <w:proofErr w:type="spellEnd"/>
-            <w:r>
-              <w:rPr>
-                <w:lang w:val="en-US"/>
-              </w:rPr>
               <w:t>)</w:t>
             </w:r>
           </w:p>
@@ -9509,82 +9562,136 @@
               <w:rPr>
                 <w:lang w:val="en-US"/>
               </w:rPr>
-              <w:t xml:space="preserve">        + void </w:t>
+              <w:t xml:space="preserve">    }</w:t>
+            </w:r>
+          </w:p>
+          <w:p>
+            <w:pPr>
+              <w:rPr>
+                <w:lang w:val="en-US"/>
+              </w:rPr>
+            </w:pPr>
+          </w:p>
+          <w:p>
+            <w:pPr>
+              <w:rPr>
+                <w:lang w:val="en-US"/>
+              </w:rPr>
+            </w:pPr>
+            <w:r>
+              <w:rPr>
+                <w:lang w:val="en-US"/>
+              </w:rPr>
+              <w:t xml:space="preserve">    class </w:t>
+            </w:r>
+            <w:proofErr w:type="spellStart"/>
+            <w:r>
+              <w:rPr>
+                <w:lang w:val="en-US"/>
+              </w:rPr>
+              <w:t>FileLoader</w:t>
+            </w:r>
+            <w:proofErr w:type="spellEnd"/>
+            <w:r>
+              <w:rPr>
+                <w:lang w:val="en-US"/>
+              </w:rPr>
+              <w:t xml:space="preserve"> {</w:t>
+            </w:r>
+          </w:p>
+          <w:p>
+            <w:pPr>
+              <w:rPr>
+                <w:lang w:val="en-US"/>
+              </w:rPr>
+            </w:pPr>
+            <w:r>
+              <w:rPr>
+                <w:lang w:val="en-US"/>
+              </w:rPr>
+              <w:t xml:space="preserve">        + static Grid* </w:t>
             </w:r>
             <w:proofErr w:type="gramStart"/>
             <w:r>
               <w:rPr>
                 <w:lang w:val="en-US"/>
               </w:rPr>
-              <w:t>initialize(</w:t>
+              <w:t>load(</w:t>
             </w:r>
             <w:proofErr w:type="gramEnd"/>
             <w:r>
               <w:rPr>
                 <w:lang w:val="en-US"/>
               </w:rPr>
-              <w:t>Grid&amp; grid)</w:t>
-            </w:r>
-          </w:p>
-          <w:p>
-            <w:pPr>
-              <w:rPr>
-                <w:lang w:val="en-US"/>
-              </w:rPr>
-            </w:pPr>
-            <w:r>
-              <w:rPr>
-                <w:lang w:val="en-US"/>
-              </w:rPr>
-              <w:t xml:space="preserve">        + void </w:t>
+              <w:t xml:space="preserve">const </w:t>
             </w:r>
             <w:proofErr w:type="gramStart"/>
             <w:r>
               <w:rPr>
                 <w:lang w:val="en-US"/>
               </w:rPr>
-              <w:t>render(</w:t>
+              <w:t>std::</w:t>
             </w:r>
             <w:proofErr w:type="gramEnd"/>
             <w:r>
               <w:rPr>
                 <w:lang w:val="en-US"/>
               </w:rPr>
-              <w:t>const Grid&amp; grid)</w:t>
-            </w:r>
-          </w:p>
-          <w:p>
-            <w:pPr>
-              <w:rPr>
-                <w:lang w:val="en-US"/>
-              </w:rPr>
-            </w:pPr>
-            <w:r>
-              <w:rPr>
-                <w:lang w:val="en-US"/>
-              </w:rPr>
-              <w:t xml:space="preserve">        + void </w:t>
-            </w:r>
-            <w:proofErr w:type="spellStart"/>
+              <w:t>string&amp; path)</w:t>
+            </w:r>
+          </w:p>
+          <w:p>
+            <w:pPr>
+              <w:rPr>
+                <w:lang w:val="en-US"/>
+              </w:rPr>
+            </w:pPr>
+            <w:r>
+              <w:rPr>
+                <w:lang w:val="en-US"/>
+              </w:rPr>
+              <w:t xml:space="preserve">        + static void </w:t>
+            </w:r>
             <w:proofErr w:type="gramStart"/>
             <w:r>
               <w:rPr>
                 <w:lang w:val="en-US"/>
               </w:rPr>
-              <w:t>waitNextStep</w:t>
-            </w:r>
-            <w:proofErr w:type="spellEnd"/>
-            <w:r>
-              <w:rPr>
-                <w:lang w:val="en-US"/>
-              </w:rPr>
-              <w:t>(</w:t>
+              <w:t>save(</w:t>
             </w:r>
             <w:proofErr w:type="gramEnd"/>
             <w:r>
               <w:rPr>
                 <w:lang w:val="en-US"/>
               </w:rPr>
+              <w:t xml:space="preserve">const Grid&amp; grid, const </w:t>
+            </w:r>
+            <w:proofErr w:type="gramStart"/>
+            <w:r>
+              <w:rPr>
+                <w:lang w:val="en-US"/>
+              </w:rPr>
+              <w:t>std::</w:t>
+            </w:r>
+            <w:proofErr w:type="gramEnd"/>
+            <w:r>
+              <w:rPr>
+                <w:lang w:val="en-US"/>
+              </w:rPr>
+              <w:t xml:space="preserve">string&amp; directory, unsigned int </w:t>
+            </w:r>
+            <w:proofErr w:type="spellStart"/>
+            <w:r>
+              <w:rPr>
+                <w:lang w:val="en-US"/>
+              </w:rPr>
+              <w:t>iterationIndex</w:t>
+            </w:r>
+            <w:proofErr w:type="spellEnd"/>
+            <w:r>
+              <w:rPr>
+                <w:lang w:val="en-US"/>
+              </w:rPr>
               <w:t>)</w:t>
             </w:r>
           </w:p>
@@ -9618,176 +9725,119 @@
               <w:rPr>
                 <w:lang w:val="en-US"/>
               </w:rPr>
-              <w:t xml:space="preserve">    class </w:t>
-            </w:r>
-            <w:proofErr w:type="spellStart"/>
-            <w:r>
-              <w:rPr>
-                <w:lang w:val="en-US"/>
-              </w:rPr>
-              <w:t>FileLoader</w:t>
-            </w:r>
-            <w:proofErr w:type="spellEnd"/>
-            <w:r>
-              <w:rPr>
-                <w:lang w:val="en-US"/>
-              </w:rPr>
-              <w:t xml:space="preserve"> {</w:t>
-            </w:r>
-          </w:p>
-          <w:p>
-            <w:pPr>
-              <w:rPr>
-                <w:lang w:val="en-US"/>
-              </w:rPr>
-            </w:pPr>
-            <w:r>
-              <w:rPr>
-                <w:lang w:val="en-US"/>
-              </w:rPr>
-              <w:t xml:space="preserve">        + static Grid* </w:t>
+              <w:t xml:space="preserve">    %% Relations</w:t>
+            </w:r>
+          </w:p>
+          <w:p>
+            <w:pPr>
+              <w:rPr>
+                <w:lang w:val="en-US"/>
+              </w:rPr>
+            </w:pPr>
+            <w:r>
+              <w:rPr>
+                <w:lang w:val="en-US"/>
+              </w:rPr>
+              <w:t xml:space="preserve">    Game --&gt; </w:t>
             </w:r>
             <w:proofErr w:type="gramStart"/>
             <w:r>
               <w:rPr>
                 <w:lang w:val="en-US"/>
               </w:rPr>
-              <w:t>load(</w:t>
+              <w:t>Grid :</w:t>
             </w:r>
             <w:proofErr w:type="gramEnd"/>
             <w:r>
               <w:rPr>
                 <w:lang w:val="en-US"/>
               </w:rPr>
-              <w:t xml:space="preserve">const </w:t>
-            </w:r>
+              <w:t xml:space="preserve"> </w:t>
+            </w:r>
+            <w:proofErr w:type="spellStart"/>
+            <w:r>
+              <w:rPr>
+                <w:lang w:val="en-US"/>
+              </w:rPr>
+              <w:t>utilise</w:t>
+            </w:r>
+            <w:proofErr w:type="spellEnd"/>
+          </w:p>
+          <w:p>
+            <w:pPr>
+              <w:rPr>
+                <w:lang w:val="en-US"/>
+              </w:rPr>
+            </w:pPr>
+            <w:r>
+              <w:rPr>
+                <w:lang w:val="en-US"/>
+              </w:rPr>
+              <w:t xml:space="preserve">    Game --&gt; </w:t>
+            </w:r>
+            <w:proofErr w:type="spellStart"/>
             <w:proofErr w:type="gramStart"/>
             <w:r>
               <w:rPr>
                 <w:lang w:val="en-US"/>
               </w:rPr>
-              <w:t>std::</w:t>
+              <w:t>IRule</w:t>
+            </w:r>
+            <w:proofErr w:type="spellEnd"/>
+            <w:r>
+              <w:rPr>
+                <w:lang w:val="en-US"/>
+              </w:rPr>
+              <w:t xml:space="preserve"> :</w:t>
             </w:r>
             <w:proofErr w:type="gramEnd"/>
             <w:r>
               <w:rPr>
                 <w:lang w:val="en-US"/>
               </w:rPr>
-              <w:t>string&amp; path)</w:t>
-            </w:r>
-          </w:p>
-          <w:p>
-            <w:pPr>
-              <w:rPr>
-                <w:lang w:val="en-US"/>
-              </w:rPr>
-            </w:pPr>
-            <w:r>
-              <w:rPr>
-                <w:lang w:val="en-US"/>
-              </w:rPr>
-              <w:t xml:space="preserve">        + static void </w:t>
-            </w:r>
+              <w:t xml:space="preserve"> </w:t>
+            </w:r>
+            <w:proofErr w:type="spellStart"/>
+            <w:r>
+              <w:rPr>
+                <w:lang w:val="en-US"/>
+              </w:rPr>
+              <w:t>utilise</w:t>
+            </w:r>
+            <w:proofErr w:type="spellEnd"/>
+          </w:p>
+          <w:p>
+            <w:pPr>
+              <w:rPr>
+                <w:lang w:val="en-US"/>
+              </w:rPr>
+            </w:pPr>
+            <w:r>
+              <w:rPr>
+                <w:lang w:val="en-US"/>
+              </w:rPr>
+              <w:t xml:space="preserve">    Game --&gt; </w:t>
+            </w:r>
+            <w:proofErr w:type="spellStart"/>
             <w:proofErr w:type="gramStart"/>
             <w:r>
               <w:rPr>
                 <w:lang w:val="en-US"/>
               </w:rPr>
-              <w:t>save(</w:t>
+              <w:t>IView</w:t>
+            </w:r>
+            <w:proofErr w:type="spellEnd"/>
+            <w:r>
+              <w:rPr>
+                <w:lang w:val="en-US"/>
+              </w:rPr>
+              <w:t xml:space="preserve"> :</w:t>
             </w:r>
             <w:proofErr w:type="gramEnd"/>
             <w:r>
               <w:rPr>
                 <w:lang w:val="en-US"/>
               </w:rPr>
-              <w:t xml:space="preserve">const Grid&amp; grid, const </w:t>
-            </w:r>
-            <w:proofErr w:type="gramStart"/>
-            <w:r>
-              <w:rPr>
-                <w:lang w:val="en-US"/>
-              </w:rPr>
-              <w:t>std::</w:t>
-            </w:r>
-            <w:proofErr w:type="gramEnd"/>
-            <w:r>
-              <w:rPr>
-                <w:lang w:val="en-US"/>
-              </w:rPr>
-              <w:t xml:space="preserve">string&amp; directory, unsigned int </w:t>
-            </w:r>
-            <w:proofErr w:type="spellStart"/>
-            <w:r>
-              <w:rPr>
-                <w:lang w:val="en-US"/>
-              </w:rPr>
-              <w:t>iterationIndex</w:t>
-            </w:r>
-            <w:proofErr w:type="spellEnd"/>
-            <w:r>
-              <w:rPr>
-                <w:lang w:val="en-US"/>
-              </w:rPr>
-              <w:t>)</w:t>
-            </w:r>
-          </w:p>
-          <w:p>
-            <w:pPr>
-              <w:rPr>
-                <w:lang w:val="en-US"/>
-              </w:rPr>
-            </w:pPr>
-            <w:r>
-              <w:rPr>
-                <w:lang w:val="en-US"/>
-              </w:rPr>
-              <w:t xml:space="preserve">    }</w:t>
-            </w:r>
-          </w:p>
-          <w:p>
-            <w:pPr>
-              <w:rPr>
-                <w:lang w:val="en-US"/>
-              </w:rPr>
-            </w:pPr>
-          </w:p>
-          <w:p>
-            <w:pPr>
-              <w:rPr>
-                <w:lang w:val="en-US"/>
-              </w:rPr>
-            </w:pPr>
-            <w:r>
-              <w:rPr>
-                <w:lang w:val="en-US"/>
-              </w:rPr>
-              <w:t xml:space="preserve">    %% Relations</w:t>
-            </w:r>
-          </w:p>
-          <w:p>
-            <w:pPr>
-              <w:rPr>
-                <w:lang w:val="en-US"/>
-              </w:rPr>
-            </w:pPr>
-            <w:r>
-              <w:rPr>
-                <w:lang w:val="en-US"/>
-              </w:rPr>
-              <w:t xml:space="preserve">    Game --&gt; </w:t>
-            </w:r>
-            <w:proofErr w:type="gramStart"/>
-            <w:r>
-              <w:rPr>
-                <w:lang w:val="en-US"/>
-              </w:rPr>
-              <w:t>Grid :</w:t>
-            </w:r>
-            <w:proofErr w:type="gramEnd"/>
-            <w:r>
-              <w:rPr>
-                <w:lang w:val="en-US"/>
-              </w:rPr>
               <w:t xml:space="preserve"> </w:t>
             </w:r>
             <w:proofErr w:type="spellStart"/>
@@ -9805,14 +9855,131 @@
                 <w:lang w:val="en-US"/>
               </w:rPr>
             </w:pPr>
-            <w:r>
-              <w:rPr>
-                <w:lang w:val="en-US"/>
-              </w:rPr>
-              <w:t xml:space="preserve">    Game --&gt; </w:t>
-            </w:r>
-            <w:proofErr w:type="spellStart"/>
-            <w:proofErr w:type="gramStart"/>
+          </w:p>
+          <w:p>
+            <w:pPr>
+              <w:rPr>
+                <w:lang w:val="en-US"/>
+              </w:rPr>
+            </w:pPr>
+            <w:r>
+              <w:rPr>
+                <w:lang w:val="en-US"/>
+              </w:rPr>
+              <w:t xml:space="preserve">    Grid "1" o-- "many" Cell</w:t>
+            </w:r>
+          </w:p>
+          <w:p>
+            <w:pPr>
+              <w:rPr>
+                <w:lang w:val="en-US"/>
+              </w:rPr>
+            </w:pPr>
+            <w:r>
+              <w:rPr>
+                <w:lang w:val="en-US"/>
+              </w:rPr>
+              <w:t xml:space="preserve">    Cell --&gt; </w:t>
+            </w:r>
+            <w:proofErr w:type="spellStart"/>
+            <w:r>
+              <w:rPr>
+                <w:lang w:val="en-US"/>
+              </w:rPr>
+              <w:t>ICellState</w:t>
+            </w:r>
+            <w:proofErr w:type="spellEnd"/>
+          </w:p>
+          <w:p>
+            <w:pPr>
+              <w:rPr>
+                <w:lang w:val="en-US"/>
+              </w:rPr>
+            </w:pPr>
+            <w:r>
+              <w:rPr>
+                <w:lang w:val="en-US"/>
+              </w:rPr>
+              <w:t xml:space="preserve">    </w:t>
+            </w:r>
+            <w:proofErr w:type="spellStart"/>
+            <w:r>
+              <w:rPr>
+                <w:lang w:val="en-US"/>
+              </w:rPr>
+              <w:t>ICellState</w:t>
+            </w:r>
+            <w:proofErr w:type="spellEnd"/>
+            <w:r>
+              <w:rPr>
+                <w:lang w:val="en-US"/>
+              </w:rPr>
+              <w:t xml:space="preserve"> &lt;|-- </w:t>
+            </w:r>
+            <w:proofErr w:type="spellStart"/>
+            <w:r>
+              <w:rPr>
+                <w:lang w:val="en-US"/>
+              </w:rPr>
+              <w:t>AliveState</w:t>
+            </w:r>
+            <w:proofErr w:type="spellEnd"/>
+          </w:p>
+          <w:p>
+            <w:pPr>
+              <w:rPr>
+                <w:lang w:val="en-US"/>
+              </w:rPr>
+            </w:pPr>
+            <w:r>
+              <w:rPr>
+                <w:lang w:val="en-US"/>
+              </w:rPr>
+              <w:t xml:space="preserve">    </w:t>
+            </w:r>
+            <w:proofErr w:type="spellStart"/>
+            <w:r>
+              <w:rPr>
+                <w:lang w:val="en-US"/>
+              </w:rPr>
+              <w:t>ICellState</w:t>
+            </w:r>
+            <w:proofErr w:type="spellEnd"/>
+            <w:r>
+              <w:rPr>
+                <w:lang w:val="en-US"/>
+              </w:rPr>
+              <w:t xml:space="preserve"> &lt;|-- </w:t>
+            </w:r>
+            <w:proofErr w:type="spellStart"/>
+            <w:r>
+              <w:rPr>
+                <w:lang w:val="en-US"/>
+              </w:rPr>
+              <w:t>DeadState</w:t>
+            </w:r>
+            <w:proofErr w:type="spellEnd"/>
+          </w:p>
+          <w:p>
+            <w:pPr>
+              <w:rPr>
+                <w:lang w:val="en-US"/>
+              </w:rPr>
+            </w:pPr>
+          </w:p>
+          <w:p>
+            <w:pPr>
+              <w:rPr>
+                <w:lang w:val="en-US"/>
+              </w:rPr>
+            </w:pPr>
+            <w:r>
+              <w:rPr>
+                <w:lang w:val="en-US"/>
+              </w:rPr>
+              <w:t xml:space="preserve">    </w:t>
+            </w:r>
+            <w:proofErr w:type="spellStart"/>
             <w:r>
               <w:rPr>
                 <w:lang w:val="en-US"/>
@@ -9824,38 +9991,37 @@
               <w:rPr>
                 <w:lang w:val="en-US"/>
               </w:rPr>
-              <w:t xml:space="preserve"> :</w:t>
-            </w:r>
-            <w:proofErr w:type="gramEnd"/>
-            <w:r>
-              <w:rPr>
-                <w:lang w:val="en-US"/>
-              </w:rPr>
-              <w:t xml:space="preserve"> </w:t>
-            </w:r>
-            <w:proofErr w:type="spellStart"/>
-            <w:r>
-              <w:rPr>
-                <w:lang w:val="en-US"/>
-              </w:rPr>
-              <w:t>utilise</w:t>
-            </w:r>
-            <w:proofErr w:type="spellEnd"/>
-          </w:p>
-          <w:p>
-            <w:pPr>
-              <w:rPr>
-                <w:lang w:val="en-US"/>
-              </w:rPr>
-            </w:pPr>
-            <w:r>
-              <w:rPr>
-                <w:lang w:val="en-US"/>
-              </w:rPr>
-              <w:t xml:space="preserve">    Game --&gt; </w:t>
-            </w:r>
-            <w:proofErr w:type="spellStart"/>
-            <w:proofErr w:type="gramStart"/>
+              <w:t xml:space="preserve"> &lt;|-- </w:t>
+            </w:r>
+            <w:proofErr w:type="spellStart"/>
+            <w:r>
+              <w:rPr>
+                <w:lang w:val="en-US"/>
+              </w:rPr>
+              <w:t>ConwayRule</w:t>
+            </w:r>
+            <w:proofErr w:type="spellEnd"/>
+          </w:p>
+          <w:p>
+            <w:pPr>
+              <w:rPr>
+                <w:lang w:val="en-US"/>
+              </w:rPr>
+            </w:pPr>
+          </w:p>
+          <w:p>
+            <w:pPr>
+              <w:rPr>
+                <w:lang w:val="en-US"/>
+              </w:rPr>
+            </w:pPr>
+            <w:r>
+              <w:rPr>
+                <w:lang w:val="en-US"/>
+              </w:rPr>
+              <w:t xml:space="preserve">    </w:t>
+            </w:r>
+            <w:proofErr w:type="spellStart"/>
             <w:r>
               <w:rPr>
                 <w:lang w:val="en-US"/>
@@ -9867,62 +10033,14 @@
               <w:rPr>
                 <w:lang w:val="en-US"/>
               </w:rPr>
-              <w:t xml:space="preserve"> :</w:t>
-            </w:r>
-            <w:proofErr w:type="gramEnd"/>
-            <w:r>
-              <w:rPr>
-                <w:lang w:val="en-US"/>
-              </w:rPr>
-              <w:t xml:space="preserve"> </w:t>
-            </w:r>
-            <w:proofErr w:type="spellStart"/>
-            <w:r>
-              <w:rPr>
-                <w:lang w:val="en-US"/>
-              </w:rPr>
-              <w:t>utilise</w:t>
-            </w:r>
-            <w:proofErr w:type="spellEnd"/>
-          </w:p>
-          <w:p>
-            <w:pPr>
-              <w:rPr>
-                <w:lang w:val="en-US"/>
-              </w:rPr>
-            </w:pPr>
-          </w:p>
-          <w:p>
-            <w:pPr>
-              <w:rPr>
-                <w:lang w:val="en-US"/>
-              </w:rPr>
-            </w:pPr>
-            <w:r>
-              <w:rPr>
-                <w:lang w:val="en-US"/>
-              </w:rPr>
-              <w:t xml:space="preserve">    Grid "1" o-- "many" Cell</w:t>
-            </w:r>
-          </w:p>
-          <w:p>
-            <w:pPr>
-              <w:rPr>
-                <w:lang w:val="en-US"/>
-              </w:rPr>
-            </w:pPr>
-            <w:r>
-              <w:rPr>
-                <w:lang w:val="en-US"/>
-              </w:rPr>
-              <w:t xml:space="preserve">    Cell --&gt; </w:t>
-            </w:r>
-            <w:proofErr w:type="spellStart"/>
-            <w:r>
-              <w:rPr>
-                <w:lang w:val="en-US"/>
-              </w:rPr>
-              <w:t>ICellState</w:t>
+              <w:t xml:space="preserve"> &lt;|-- </w:t>
+            </w:r>
+            <w:proofErr w:type="spellStart"/>
+            <w:r>
+              <w:rPr>
+                <w:lang w:val="en-US"/>
+              </w:rPr>
+              <w:t>ConsoleView</w:t>
             </w:r>
             <w:proofErr w:type="spellEnd"/>
           </w:p>
@@ -9943,125 +10061,6 @@
               <w:rPr>
                 <w:lang w:val="en-US"/>
               </w:rPr>
-              <w:t>ICellState</w:t>
-            </w:r>
-            <w:proofErr w:type="spellEnd"/>
-            <w:r>
-              <w:rPr>
-                <w:lang w:val="en-US"/>
-              </w:rPr>
-              <w:t xml:space="preserve"> &lt;|-- </w:t>
-            </w:r>
-            <w:proofErr w:type="spellStart"/>
-            <w:r>
-              <w:rPr>
-                <w:lang w:val="en-US"/>
-              </w:rPr>
-              <w:t>AliveState</w:t>
-            </w:r>
-            <w:proofErr w:type="spellEnd"/>
-          </w:p>
-          <w:p>
-            <w:pPr>
-              <w:rPr>
-                <w:lang w:val="en-US"/>
-              </w:rPr>
-            </w:pPr>
-            <w:r>
-              <w:rPr>
-                <w:lang w:val="en-US"/>
-              </w:rPr>
-              <w:t xml:space="preserve">    </w:t>
-            </w:r>
-            <w:proofErr w:type="spellStart"/>
-            <w:r>
-              <w:rPr>
-                <w:lang w:val="en-US"/>
-              </w:rPr>
-              <w:t>ICellState</w:t>
-            </w:r>
-            <w:proofErr w:type="spellEnd"/>
-            <w:r>
-              <w:rPr>
-                <w:lang w:val="en-US"/>
-              </w:rPr>
-              <w:t xml:space="preserve"> &lt;|-- </w:t>
-            </w:r>
-            <w:proofErr w:type="spellStart"/>
-            <w:r>
-              <w:rPr>
-                <w:lang w:val="en-US"/>
-              </w:rPr>
-              <w:t>DeadState</w:t>
-            </w:r>
-            <w:proofErr w:type="spellEnd"/>
-          </w:p>
-          <w:p>
-            <w:pPr>
-              <w:rPr>
-                <w:lang w:val="en-US"/>
-              </w:rPr>
-            </w:pPr>
-          </w:p>
-          <w:p>
-            <w:pPr>
-              <w:rPr>
-                <w:lang w:val="en-US"/>
-              </w:rPr>
-            </w:pPr>
-            <w:r>
-              <w:rPr>
-                <w:lang w:val="en-US"/>
-              </w:rPr>
-              <w:t xml:space="preserve">    </w:t>
-            </w:r>
-            <w:proofErr w:type="spellStart"/>
-            <w:r>
-              <w:rPr>
-                <w:lang w:val="en-US"/>
-              </w:rPr>
-              <w:t>IRule</w:t>
-            </w:r>
-            <w:proofErr w:type="spellEnd"/>
-            <w:r>
-              <w:rPr>
-                <w:lang w:val="en-US"/>
-              </w:rPr>
-              <w:t xml:space="preserve"> &lt;|-- </w:t>
-            </w:r>
-            <w:proofErr w:type="spellStart"/>
-            <w:r>
-              <w:rPr>
-                <w:lang w:val="en-US"/>
-              </w:rPr>
-              <w:t>ConwayRule</w:t>
-            </w:r>
-            <w:proofErr w:type="spellEnd"/>
-          </w:p>
-          <w:p>
-            <w:pPr>
-              <w:rPr>
-                <w:lang w:val="en-US"/>
-              </w:rPr>
-            </w:pPr>
-          </w:p>
-          <w:p>
-            <w:pPr>
-              <w:rPr>
-                <w:lang w:val="en-US"/>
-              </w:rPr>
-            </w:pPr>
-            <w:r>
-              <w:rPr>
-                <w:lang w:val="en-US"/>
-              </w:rPr>
-              <w:t xml:space="preserve">    </w:t>
-            </w:r>
-            <w:proofErr w:type="spellStart"/>
-            <w:r>
-              <w:rPr>
-                <w:lang w:val="en-US"/>
-              </w:rPr>
               <w:t>IView</w:t>
             </w:r>
             <w:proofErr w:type="spellEnd"/>
@@ -10069,51 +10068,8 @@
               <w:rPr>
                 <w:lang w:val="en-US"/>
               </w:rPr>
-              <w:t xml:space="preserve"> &lt;|-- </w:t>
-            </w:r>
-            <w:proofErr w:type="spellStart"/>
-            <w:r>
-              <w:rPr>
-                <w:lang w:val="en-US"/>
-              </w:rPr>
-              <w:t>ConsoleView</w:t>
-            </w:r>
-            <w:proofErr w:type="spellEnd"/>
-          </w:p>
-          <w:p>
-            <w:pPr>
-              <w:rPr>
-                <w:lang w:val="en-US"/>
-              </w:rPr>
-            </w:pPr>
-            <w:r>
-              <w:rPr>
-                <w:lang w:val="en-US"/>
-              </w:rPr>
-              <w:t xml:space="preserve">    </w:t>
-            </w:r>
-            <w:proofErr w:type="spellStart"/>
-            <w:r>
-              <w:rPr>
-                <w:lang w:val="en-US"/>
-              </w:rPr>
-              <w:t>IView</w:t>
-            </w:r>
-            <w:proofErr w:type="spellEnd"/>
-            <w:r>
-              <w:rPr>
-                <w:lang w:val="en-US"/>
-              </w:rPr>
-              <w:t xml:space="preserve"> &lt;|-- </w:t>
-            </w:r>
-            <w:proofErr w:type="spellStart"/>
-            <w:r>
-              <w:rPr>
-                <w:lang w:val="en-US"/>
-              </w:rPr>
-              <w:t>SFMLView</w:t>
-            </w:r>
-            <w:proofErr w:type="spellEnd"/>
+              <w:t xml:space="preserve"> &lt;|-- SFMLView</w:t>
+            </w:r>
           </w:p>
           <w:p>
             <w:pPr>
@@ -10156,6 +10112,9 @@
     <w:p/>
     <w:p/>
     <w:p>
+      <w:pPr>
+        <w:keepNext/>
+      </w:pPr>
       <w:r>
         <w:rPr>
           <w:noProof/>
@@ -10200,10 +10159,22 @@
     </w:p>
     <w:p>
       <w:pPr>
+        <w:pStyle w:val="Lgende"/>
         <w:jc w:val="center"/>
       </w:pPr>
       <w:r>
-        <w:t>Diagramme de classe</w:t>
+        <w:t xml:space="preserve">Figure </w:t>
+      </w:r>
+      <w:fldSimple w:instr=" SEQ Figure \* ARABIC ">
+        <w:r>
+          <w:rPr>
+            <w:noProof/>
+          </w:rPr>
+          <w:t>3</w:t>
+        </w:r>
+      </w:fldSimple>
+      <w:r>
+        <w:t>: Diagramme de classe</w:t>
       </w:r>
     </w:p>
     <w:p/>
@@ -12875,6 +12846,25 @@
       <w:spacing w:after="100"/>
     </w:pPr>
   </w:style>
+  <w:style w:type="paragraph" w:styleId="Lgende">
+    <w:name w:val="caption"/>
+    <w:basedOn w:val="Normal"/>
+    <w:next w:val="Normal"/>
+    <w:uiPriority w:val="35"/>
+    <w:unhideWhenUsed/>
+    <w:qFormat/>
+    <w:rsid w:val="008E2C37"/>
+    <w:pPr>
+      <w:spacing w:after="200" w:line="240" w:lineRule="auto"/>
+    </w:pPr>
+    <w:rPr>
+      <w:i/>
+      <w:iCs/>
+      <w:color w:val="0E2841" w:themeColor="text2"/>
+      <w:sz w:val="18"/>
+      <w:szCs w:val="18"/>
+    </w:rPr>
+  </w:style>
 </w:styles>
 </file>
 
